--- a/report_template/template_main/gBPTMPlus_rummage_complete_v1.3.0.docx
+++ b/report_template/template_main/gBPTMPlus_rummage_complete_v1.3.0.docx
@@ -733,7 +733,7 @@
                     </wp:anchor>
                   </w:drawing>
                 </mc:Choice>
-                <mc:Fallback xmlns:w16du="http://schemas.microsoft.com/office/word/2023/wordml/word16du" xmlns:oel="http://schemas.microsoft.com/office/2019/extlst">
+                <mc:Fallback xmlns:oel="http://schemas.microsoft.com/office/2019/extlst" xmlns:w16du="http://schemas.microsoft.com/office/word/2023/wordml/word16du">
                   <w:pict>
                     <v:rect w14:anchorId="44DC91EA" id="矩形 158" o:spid="_x0000_s1026" style="position:absolute;left:0;text-align:left;margin-left:-92.1pt;margin-top:1.35pt;width:63.85pt;height:66pt;z-index:-251635712;visibility:visible;mso-wrap-style:square;mso-width-percent:0;mso-height-percent:0;mso-wrap-distance-left:9pt;mso-wrap-distance-top:0;mso-wrap-distance-right:9pt;mso-wrap-distance-bottom:0;mso-position-horizontal:absolute;mso-position-horizontal-relative:text;mso-position-vertical:absolute;mso-position-vertical-relative:text;mso-width-percent:0;mso-height-percent:0;mso-width-relative:margin;mso-height-relative:margin;v-text-anchor:middle" o:gfxdata="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" fillcolor="gray [1629]" strokecolor="gray [1629]" strokeweight="1pt"/>
                   </w:pict>
@@ -1949,7 +1949,7 @@
                     </wp:anchor>
                   </w:drawing>
                 </mc:Choice>
-                <mc:Fallback xmlns:w16du="http://schemas.microsoft.com/office/word/2023/wordml/word16du" xmlns:oel="http://schemas.microsoft.com/office/2019/extlst">
+                <mc:Fallback xmlns:oel="http://schemas.microsoft.com/office/2019/extlst" xmlns:w16du="http://schemas.microsoft.com/office/word/2023/wordml/word16du">
                   <w:pict>
                     <v:shapetype w14:anchorId="2DB6016E" id="_x0000_t120" coordsize="21600,21600" o:spt="120" path="m10800,qx,10800,10800,21600,21600,10800,10800,xe">
                       <v:path gradientshapeok="t" o:connecttype="custom" o:connectlocs="10800,0;3163,3163;0,10800;3163,18437;10800,21600;18437,18437;21600,10800;18437,3163" textboxrect="3163,3163,18437,18437"/>
@@ -2080,7 +2080,7 @@
                     </wp:anchor>
                   </w:drawing>
                 </mc:Choice>
-                <mc:Fallback xmlns:w16du="http://schemas.microsoft.com/office/word/2023/wordml/word16du" xmlns:oel="http://schemas.microsoft.com/office/2019/extlst">
+                <mc:Fallback xmlns:oel="http://schemas.microsoft.com/office/2019/extlst" xmlns:w16du="http://schemas.microsoft.com/office/word/2023/wordml/word16du">
                   <w:pict>
                     <v:roundrect w14:anchorId="6254107D" id="矩形: 圆角 69" o:spid="_x0000_s1026" style="position:absolute;left:0;text-align:left;margin-left:-2.75pt;margin-top:3.25pt;width:71.3pt;height:25.3pt;z-index:-251611136;visibility:visible;mso-wrap-style:square;mso-wrap-distance-left:9pt;mso-wrap-distance-top:0;mso-wrap-distance-right:9pt;mso-wrap-distance-bottom:0;mso-position-horizontal:absolute;mso-position-horizontal-relative:margin;mso-position-vertical:absolute;mso-position-vertical-relative:text;v-text-anchor:middle" arcsize="10923f" o:gfxdata="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" fillcolor="#f2f2f2 [3052]" stroked="f" strokeweight="1pt">
                       <v:stroke joinstyle="miter"/>
@@ -5239,7 +5239,6 @@
                 <w:sz w:val="17"/>
                 <w:szCs w:val="17"/>
               </w:rPr>
-              <w:lastRenderedPageBreak/>
               <w:t>MSH2</w:t>
             </w:r>
             <w:r>
@@ -7396,9 +7395,12 @@
                 <w:sz w:val="17"/>
                 <w:szCs w:val="17"/>
               </w:rPr>
-              <w:t>{%p endif%</w:t>
-            </w:r>
-            <w:r>
+              <w:t>{%p endif%}</w:t>
+            </w:r>
+          </w:p>
+          <w:p>
+            <w:pPr>
+              <w:jc w:val="center"/>
               <w:rPr>
                 <w:rFonts w:ascii="思源黑体 CN Normal" w:eastAsia="思源黑体 CN Normal" w:hAnsi="思源黑体 CN Normal" w:cs="思源黑体 CN Light"/>
                 <w:bCs/>
@@ -7407,13 +7409,8 @@
                 <w:sz w:val="17"/>
                 <w:szCs w:val="17"/>
               </w:rPr>
-              <w:lastRenderedPageBreak/>
-              <w:t>}</w:t>
-            </w:r>
-          </w:p>
-          <w:p>
-            <w:pPr>
-              <w:jc w:val="center"/>
+            </w:pPr>
+            <w:r>
               <w:rPr>
                 <w:rFonts w:ascii="思源黑体 CN Normal" w:eastAsia="思源黑体 CN Normal" w:hAnsi="思源黑体 CN Normal" w:cs="思源黑体 CN Light"/>
                 <w:bCs/>
@@ -7422,7 +7419,9 @@
                 <w:sz w:val="17"/>
                 <w:szCs w:val="17"/>
               </w:rPr>
-            </w:pPr>
+              <w:t xml:space="preserve">{%p </w:t>
+            </w:r>
+            <w:proofErr w:type="spellStart"/>
             <w:r>
               <w:rPr>
                 <w:rFonts w:ascii="思源黑体 CN Normal" w:eastAsia="思源黑体 CN Normal" w:hAnsi="思源黑体 CN Normal" w:cs="思源黑体 CN Light"/>
@@ -7432,9 +7431,9 @@
                 <w:sz w:val="17"/>
                 <w:szCs w:val="17"/>
               </w:rPr>
-              <w:t xml:space="preserve">{%p </w:t>
-            </w:r>
-            <w:proofErr w:type="spellStart"/>
+              <w:t>elif</w:t>
+            </w:r>
+            <w:proofErr w:type="spellEnd"/>
             <w:r>
               <w:rPr>
                 <w:rFonts w:ascii="思源黑体 CN Normal" w:eastAsia="思源黑体 CN Normal" w:hAnsi="思源黑体 CN Normal" w:cs="思源黑体 CN Light"/>
@@ -7444,9 +7443,10 @@
                 <w:sz w:val="17"/>
                 <w:szCs w:val="17"/>
               </w:rPr>
-              <w:t>elif</w:t>
-            </w:r>
-            <w:proofErr w:type="spellEnd"/>
+              <w:t xml:space="preserve"> </w:t>
+            </w:r>
+            <w:proofErr w:type="spellStart"/>
+            <w:proofErr w:type="gramStart"/>
             <w:r>
               <w:rPr>
                 <w:rFonts w:ascii="思源黑体 CN Normal" w:eastAsia="思源黑体 CN Normal" w:hAnsi="思源黑体 CN Normal" w:cs="思源黑体 CN Light"/>
@@ -7456,10 +7456,10 @@
                 <w:sz w:val="17"/>
                 <w:szCs w:val="17"/>
               </w:rPr>
-              <w:t xml:space="preserve"> </w:t>
-            </w:r>
-            <w:proofErr w:type="spellStart"/>
-            <w:proofErr w:type="gramStart"/>
+              <w:t>a.type</w:t>
+            </w:r>
+            <w:proofErr w:type="spellEnd"/>
+            <w:proofErr w:type="gramEnd"/>
             <w:r>
               <w:rPr>
                 <w:rFonts w:ascii="思源黑体 CN Normal" w:eastAsia="思源黑体 CN Normal" w:hAnsi="思源黑体 CN Normal" w:cs="思源黑体 CN Light"/>
@@ -7469,10 +7469,8 @@
                 <w:sz w:val="17"/>
                 <w:szCs w:val="17"/>
               </w:rPr>
-              <w:t>a.type</w:t>
-            </w:r>
-            <w:proofErr w:type="spellEnd"/>
-            <w:proofErr w:type="gramEnd"/>
+              <w:t xml:space="preserve"> == “Gain</w:t>
+            </w:r>
             <w:r>
               <w:rPr>
                 <w:rFonts w:ascii="思源黑体 CN Normal" w:eastAsia="思源黑体 CN Normal" w:hAnsi="思源黑体 CN Normal" w:cs="思源黑体 CN Light"/>
@@ -7482,7 +7480,8 @@
                 <w:sz w:val="17"/>
                 <w:szCs w:val="17"/>
               </w:rPr>
-              <w:t xml:space="preserve"> == “Gain”%}</w:t>
+              <w:lastRenderedPageBreak/>
+              <w:t>”%}</w:t>
             </w:r>
           </w:p>
           <w:p>
@@ -7892,17 +7891,7 @@
                 <w:sz w:val="17"/>
                 <w:szCs w:val="17"/>
               </w:rPr>
-              <w:t xml:space="preserve"> </w:t>
-            </w:r>
-            <w:r>
-              <w:rPr>
-                <w:rFonts w:ascii="思源黑体 CN Normal" w:eastAsia="思源黑体 CN Normal" w:hAnsi="思源黑体 CN Normal"/>
-                <w:color w:val="000000" w:themeColor="text1"/>
-                <w:sz w:val="17"/>
-                <w:szCs w:val="17"/>
-              </w:rPr>
-              <w:lastRenderedPageBreak/>
-              <w:t>&gt;=0.85%}纯合{%else%}杂合{%endif%}</w:t>
+              <w:t xml:space="preserve"> &gt;=0.85%}纯合{%else%}杂合{%endif%}</w:t>
             </w:r>
           </w:p>
           <w:p>
@@ -7944,6 +7933,7 @@
                 <w:sz w:val="17"/>
                 <w:szCs w:val="17"/>
               </w:rPr>
+              <w:lastRenderedPageBreak/>
               <w:t>{%p endif%}</w:t>
             </w:r>
           </w:p>
@@ -8923,7 +8913,7 @@
                     </wp:anchor>
                   </w:drawing>
                 </mc:Choice>
-                <mc:Fallback xmlns:w16du="http://schemas.microsoft.com/office/word/2023/wordml/word16du" xmlns:oel="http://schemas.microsoft.com/office/2019/extlst">
+                <mc:Fallback xmlns:oel="http://schemas.microsoft.com/office/2019/extlst" xmlns:w16du="http://schemas.microsoft.com/office/word/2023/wordml/word16du">
                   <w:pict>
                     <v:shapetype w14:anchorId="3565221E" id="_x0000_t120" coordsize="21600,21600" o:spt="120" path="m10800,qx,10800,10800,21600,21600,10800,10800,xe">
                       <v:path gradientshapeok="t" o:connecttype="custom" o:connectlocs="10800,0;3163,3163;0,10800;3163,18437;10800,21600;18437,18437;21600,10800;18437,3163" textboxrect="3163,3163,18437,18437"/>
@@ -9046,7 +9036,7 @@
                     </wp:anchor>
                   </w:drawing>
                 </mc:Choice>
-                <mc:Fallback xmlns:w16du="http://schemas.microsoft.com/office/word/2023/wordml/word16du" xmlns:oel="http://schemas.microsoft.com/office/2019/extlst">
+                <mc:Fallback xmlns:oel="http://schemas.microsoft.com/office/2019/extlst" xmlns:w16du="http://schemas.microsoft.com/office/word/2023/wordml/word16du">
                   <w:pict>
                     <v:roundrect w14:anchorId="0B1E8EF8" id="矩形: 圆角 1061653076" o:spid="_x0000_s1026" style="position:absolute;left:0;text-align:left;margin-left:-5.4pt;margin-top:3.45pt;width:123pt;height:25.3pt;z-index:-251587584;visibility:visible;mso-wrap-style:square;mso-wrap-distance-left:9pt;mso-wrap-distance-top:0;mso-wrap-distance-right:9pt;mso-wrap-distance-bottom:0;mso-position-horizontal:absolute;mso-position-horizontal-relative:margin;mso-position-vertical:absolute;mso-position-vertical-relative:text;v-text-anchor:middle" arcsize="10923f" o:gfxdata="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" fillcolor="#f2f2f2 [3052]" stroked="f" strokeweight="1pt">
                       <v:stroke joinstyle="miter"/>
@@ -10826,7 +10816,6 @@
           <w:sz w:val="16"/>
           <w:szCs w:val="16"/>
         </w:rPr>
-        <w:lastRenderedPageBreak/>
         <w:t>本部分仅对</w:t>
       </w:r>
       <w:r>
@@ -12319,7 +12308,7 @@
                     </wp:anchor>
                   </w:drawing>
                 </mc:Choice>
-                <mc:Fallback xmlns:w16du="http://schemas.microsoft.com/office/word/2023/wordml/word16du" xmlns:oel="http://schemas.microsoft.com/office/2019/extlst">
+                <mc:Fallback xmlns:oel="http://schemas.microsoft.com/office/2019/extlst" xmlns:w16du="http://schemas.microsoft.com/office/word/2023/wordml/word16du">
                   <w:pict>
                     <v:shape w14:anchorId="54C54462" id="流程图: 接点 10" o:spid="_x0000_s1026" type="#_x0000_t120" style="position:absolute;left:0;text-align:left;margin-left:199.35pt;margin-top:3.25pt;width:24.65pt;height:25.15pt;z-index:-251597824;visibility:visible;mso-wrap-style:square;mso-wrap-distance-left:9pt;mso-wrap-distance-top:0;mso-wrap-distance-right:9pt;mso-wrap-distance-bottom:0;mso-position-horizontal:absolute;mso-position-horizontal-relative:text;mso-position-vertical:absolute;mso-position-vertical-relative:text;v-text-anchor:middle" o:gfxdata="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" fillcolor="#1e7648" stroked="f" strokeweight="1pt">
                       <v:stroke joinstyle="miter"/>
@@ -12469,7 +12458,7 @@
                     </wp:anchor>
                   </w:drawing>
                 </mc:Choice>
-                <mc:Fallback xmlns:w16du="http://schemas.microsoft.com/office/word/2023/wordml/word16du" xmlns:oel="http://schemas.microsoft.com/office/2019/extlst">
+                <mc:Fallback xmlns:oel="http://schemas.microsoft.com/office/2019/extlst" xmlns:w16du="http://schemas.microsoft.com/office/word/2023/wordml/word16du">
                   <w:pict>
                     <v:roundrect w14:anchorId="4DFDC594" id="矩形: 圆角 12" o:spid="_x0000_s1026" style="position:absolute;left:0;text-align:left;margin-left:-5.7pt;margin-top:3.25pt;width:71.3pt;height:25.3pt;z-index:-251598848;visibility:visible;mso-wrap-style:square;mso-wrap-distance-left:9pt;mso-wrap-distance-top:0;mso-wrap-distance-right:9pt;mso-wrap-distance-bottom:0;mso-position-horizontal:absolute;mso-position-horizontal-relative:margin;mso-position-vertical:absolute;mso-position-vertical-relative:text;v-text-anchor:middle" arcsize="10923f" o:gfxdata="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" fillcolor="#f2f2f2 [3052]" stroked="f" strokeweight="1pt">
                       <v:stroke joinstyle="miter"/>
@@ -14638,6 +14627,7 @@
           <w:sz w:val="16"/>
           <w:szCs w:val="16"/>
         </w:rPr>
+        <w:lastRenderedPageBreak/>
         <w:t>比对率：序列回帖比率，可以比对至参考序列上的reads的比例；</w:t>
       </w:r>
     </w:p>
@@ -14663,7 +14653,6 @@
           <w:sz w:val="16"/>
           <w:szCs w:val="16"/>
         </w:rPr>
-        <w:lastRenderedPageBreak/>
         <w:t>覆盖度：检测到的区域</w:t>
       </w:r>
       <w:proofErr w:type="gramStart"/>
@@ -15398,7 +15387,7 @@
                     </wp:anchor>
                   </w:drawing>
                 </mc:Choice>
-                <mc:Fallback xmlns:w16du="http://schemas.microsoft.com/office/word/2023/wordml/word16du" xmlns:oel="http://schemas.microsoft.com/office/2019/extlst">
+                <mc:Fallback xmlns:oel="http://schemas.microsoft.com/office/2019/extlst" xmlns:w16du="http://schemas.microsoft.com/office/word/2023/wordml/word16du">
                   <w:pict>
                     <v:shape w14:anchorId="3415628D" id="流程图: 接点 10" o:spid="_x0000_s1026" type="#_x0000_t120" style="position:absolute;left:0;text-align:left;margin-left:200.1pt;margin-top:3.25pt;width:24.65pt;height:25.15pt;z-index:-251594752;visibility:visible;mso-wrap-style:square;mso-wrap-distance-left:9pt;mso-wrap-distance-top:0;mso-wrap-distance-right:9pt;mso-wrap-distance-bottom:0;mso-position-horizontal:absolute;mso-position-horizontal-relative:text;mso-position-vertical:absolute;mso-position-vertical-relative:text;v-text-anchor:middle" o:gfxdata="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" fillcolor="#1e7648" stroked="f" strokeweight="1pt">
                       <v:stroke joinstyle="miter"/>
@@ -15548,7 +15537,7 @@
                     </wp:anchor>
                   </w:drawing>
                 </mc:Choice>
-                <mc:Fallback xmlns:w16du="http://schemas.microsoft.com/office/word/2023/wordml/word16du" xmlns:oel="http://schemas.microsoft.com/office/2019/extlst">
+                <mc:Fallback xmlns:oel="http://schemas.microsoft.com/office/2019/extlst" xmlns:w16du="http://schemas.microsoft.com/office/word/2023/wordml/word16du">
                   <w:pict>
                     <v:roundrect w14:anchorId="23162814" id="矩形: 圆角 12" o:spid="_x0000_s1026" style="position:absolute;left:0;text-align:left;margin-left:-5.7pt;margin-top:3.25pt;width:71.3pt;height:25.3pt;z-index:-251595776;visibility:visible;mso-wrap-style:square;mso-wrap-distance-left:9pt;mso-wrap-distance-top:0;mso-wrap-distance-right:9pt;mso-wrap-distance-bottom:0;mso-position-horizontal:absolute;mso-position-horizontal-relative:margin;mso-position-vertical:absolute;mso-position-vertical-relative:text;v-text-anchor:middle" arcsize="10923f" o:gfxdata="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" fillcolor="#f2f2f2 [3052]" stroked="f" strokeweight="1pt">
                       <v:stroke joinstyle="miter"/>
@@ -18704,16 +18693,7 @@
           <w:sz w:val="18"/>
           <w:szCs w:val="18"/>
         </w:rPr>
-        <w:t>无基因变异的情况不能排除存在低于现有检测方法检测下限的低丰度变异的可能。我们不承诺所有的检测都能获得肿瘤基因变</w:t>
-      </w:r>
-      <w:r>
-        <w:rPr>
-          <w:rFonts w:ascii="思源黑体 CN Normal" w:eastAsia="思源黑体 CN Normal" w:hAnsi="思源黑体 CN Normal" w:hint="eastAsia"/>
-          <w:sz w:val="18"/>
-          <w:szCs w:val="18"/>
-        </w:rPr>
-        <w:lastRenderedPageBreak/>
-        <w:t>异信息，同样不承诺肿瘤基因变异信息中一定存在明确的可用药或治疗相关的基因变异。</w:t>
+        <w:t>无基因变异的情况不能排除存在低于现有检测方法检测下限的低丰度变异的可能。我们不承诺所有的检测都能获得肿瘤基因变异信息，同样不承诺肿瘤基因变异信息中一定存在明确的可用药或治疗相关的基因变异。</w:t>
       </w:r>
     </w:p>
     <w:p>
@@ -18734,6 +18714,7 @@
           <w:sz w:val="24"/>
           <w:szCs w:val="24"/>
         </w:rPr>
+        <w:lastRenderedPageBreak/>
         <w:t>&gt;</w:t>
       </w:r>
       <w:r>
@@ -18860,205 +18841,6 @@
       </w:r>
     </w:p>
     <w:p>
-      <w:r>
-        <w:rPr>
-          <w:rFonts w:hint="eastAsia"/>
-          <w:highlight w:val="green"/>
-        </w:rPr>
-        <w:t>{</w:t>
-      </w:r>
-      <w:r>
-        <w:rPr>
-          <w:highlight w:val="green"/>
-        </w:rPr>
-        <w:t xml:space="preserve">%p if not </w:t>
-      </w:r>
-      <w:proofErr w:type="spellStart"/>
-      <w:proofErr w:type="gramStart"/>
-      <w:r>
-        <w:rPr>
-          <w:highlight w:val="green"/>
-        </w:rPr>
-        <w:t>sample.order</w:t>
-      </w:r>
-      <w:proofErr w:type="gramEnd"/>
-      <w:r>
-        <w:rPr>
-          <w:highlight w:val="green"/>
-        </w:rPr>
-        <w:t>_type</w:t>
-      </w:r>
-      <w:proofErr w:type="spellEnd"/>
-      <w:r>
-        <w:rPr>
-          <w:highlight w:val="green"/>
-        </w:rPr>
-        <w:t>%</w:t>
-      </w:r>
-      <w:r>
-        <w:rPr>
-          <w:rFonts w:hint="eastAsia"/>
-          <w:highlight w:val="green"/>
-        </w:rPr>
-        <w:t>}</w:t>
-      </w:r>
-    </w:p>
-    <w:p>
-      <w:pPr>
-        <w:rPr>
-          <w:rFonts w:ascii="思源黑体 CN Light" w:eastAsia="思源黑体 CN Light" w:hAnsi="思源黑体 CN Light"/>
-          <w:color w:val="595959" w:themeColor="text1" w:themeTint="A6"/>
-          <w:sz w:val="13"/>
-          <w:szCs w:val="13"/>
-        </w:rPr>
-      </w:pPr>
-      <w:r>
-        <w:rPr>
-          <w:rFonts w:ascii="思源黑体 CN Light" w:eastAsia="思源黑体 CN Light" w:hAnsi="思源黑体 CN Light" w:hint="eastAsia"/>
-          <w:color w:val="595959" w:themeColor="text1" w:themeTint="A6"/>
-          <w:sz w:val="13"/>
-          <w:szCs w:val="13"/>
-          <w:highlight w:val="magenta"/>
-        </w:rPr>
-        <w:t xml:space="preserve">{{r </w:t>
-      </w:r>
-      <w:proofErr w:type="spellStart"/>
-      <w:r>
-        <w:rPr>
-          <w:rFonts w:ascii="思源黑体 CN Light" w:eastAsia="思源黑体 CN Light" w:hAnsi="思源黑体 CN Light" w:hint="eastAsia"/>
-          <w:color w:val="595959" w:themeColor="text1" w:themeTint="A6"/>
-          <w:sz w:val="13"/>
-          <w:szCs w:val="13"/>
-          <w:highlight w:val="magenta"/>
-        </w:rPr>
-        <w:t>page_</w:t>
-      </w:r>
-      <w:proofErr w:type="gramStart"/>
-      <w:r>
-        <w:rPr>
-          <w:rFonts w:ascii="思源黑体 CN Light" w:eastAsia="思源黑体 CN Light" w:hAnsi="思源黑体 CN Light" w:hint="eastAsia"/>
-          <w:color w:val="595959" w:themeColor="text1" w:themeTint="A6"/>
-          <w:sz w:val="13"/>
-          <w:szCs w:val="13"/>
-          <w:highlight w:val="magenta"/>
-        </w:rPr>
-        <w:t>break</w:t>
-      </w:r>
-      <w:proofErr w:type="spellEnd"/>
-      <w:r>
-        <w:rPr>
-          <w:rFonts w:ascii="思源黑体 CN Light" w:eastAsia="思源黑体 CN Light" w:hAnsi="思源黑体 CN Light" w:hint="eastAsia"/>
-          <w:color w:val="595959" w:themeColor="text1" w:themeTint="A6"/>
-          <w:sz w:val="13"/>
-          <w:szCs w:val="13"/>
-          <w:highlight w:val="magenta"/>
-        </w:rPr>
-        <w:t xml:space="preserve"> }</w:t>
-      </w:r>
-      <w:proofErr w:type="gramEnd"/>
-      <w:r>
-        <w:rPr>
-          <w:rFonts w:ascii="思源黑体 CN Light" w:eastAsia="思源黑体 CN Light" w:hAnsi="思源黑体 CN Light" w:hint="eastAsia"/>
-          <w:color w:val="595959" w:themeColor="text1" w:themeTint="A6"/>
-          <w:sz w:val="13"/>
-          <w:szCs w:val="13"/>
-          <w:highlight w:val="magenta"/>
-        </w:rPr>
-        <w:t>}</w:t>
-      </w:r>
-    </w:p>
-    <w:p>
-      <w:pPr>
-        <w:rPr>
-          <w:rFonts w:ascii="思源黑体 CN Bold" w:eastAsia="思源黑体 CN Bold" w:hAnsi="思源黑体 CN Bold" w:cstheme="majorBidi"/>
-          <w:b/>
-          <w:bCs/>
-          <w:color w:val="1E7648"/>
-          <w:sz w:val="24"/>
-          <w:szCs w:val="24"/>
-        </w:rPr>
-      </w:pPr>
-      <w:r>
-        <w:rPr>
-          <w:rFonts w:ascii="思源黑体 CN Bold" w:eastAsia="思源黑体 CN Bold" w:hAnsi="思源黑体 CN Bold" w:cstheme="majorBidi" w:hint="eastAsia"/>
-          <w:b/>
-          <w:bCs/>
-          <w:color w:val="1E7648"/>
-          <w:sz w:val="24"/>
-          <w:szCs w:val="24"/>
-        </w:rPr>
-        <w:t>{</w:t>
-      </w:r>
-      <w:r>
-        <w:rPr>
-          <w:rFonts w:ascii="思源黑体 CN Bold" w:eastAsia="思源黑体 CN Bold" w:hAnsi="思源黑体 CN Bold" w:cstheme="majorBidi"/>
-          <w:b/>
-          <w:bCs/>
-          <w:color w:val="1E7648"/>
-          <w:sz w:val="24"/>
-          <w:szCs w:val="24"/>
-        </w:rPr>
-        <w:t xml:space="preserve">{p </w:t>
-      </w:r>
-      <w:r>
-        <w:rPr>
-          <w:rFonts w:ascii="思源黑体 CN Bold" w:eastAsia="思源黑体 CN Bold" w:hAnsi="思源黑体 CN Bold" w:cstheme="majorBidi" w:hint="eastAsia"/>
-          <w:b/>
-          <w:bCs/>
-          <w:color w:val="1E7648"/>
-          <w:sz w:val="24"/>
-          <w:szCs w:val="24"/>
-        </w:rPr>
-        <w:t>sub</w:t>
-      </w:r>
-      <w:r>
-        <w:rPr>
-          <w:rFonts w:ascii="思源黑体 CN Bold" w:eastAsia="思源黑体 CN Bold" w:hAnsi="思源黑体 CN Bold" w:cstheme="majorBidi"/>
-          <w:b/>
-          <w:bCs/>
-          <w:color w:val="1E7648"/>
-          <w:sz w:val="24"/>
-          <w:szCs w:val="24"/>
-        </w:rPr>
-        <w:t>doc.</w:t>
-      </w:r>
-      <w:r>
-        <w:rPr>
-          <w:rFonts w:ascii="思源黑体 CN Bold" w:eastAsia="思源黑体 CN Bold" w:hAnsi="思源黑体 CN Bold" w:cstheme="majorBidi"/>
-          <w:b/>
-          <w:bCs/>
-          <w:color w:val="1E7648"/>
-          <w:sz w:val="24"/>
-          <w:szCs w:val="24"/>
-        </w:rPr>
-        <w:t>dyn_8_Other_ReportSecurityCheck</w:t>
-      </w:r>
-      <w:r>
-        <w:rPr>
-          <w:rFonts w:ascii="思源黑体 CN Bold" w:eastAsia="思源黑体 CN Bold" w:hAnsi="思源黑体 CN Bold" w:cstheme="majorBidi"/>
-          <w:b/>
-          <w:bCs/>
-          <w:color w:val="1E7648"/>
-          <w:sz w:val="24"/>
-          <w:szCs w:val="24"/>
-        </w:rPr>
-        <w:t>}}</w:t>
-      </w:r>
-    </w:p>
-    <w:p>
-      <w:r>
-        <w:rPr>
-          <w:rFonts w:hint="eastAsia"/>
-          <w:highlight w:val="green"/>
-        </w:rPr>
-        <w:t>{</w:t>
-      </w:r>
-      <w:r>
-        <w:rPr>
-          <w:highlight w:val="green"/>
-        </w:rPr>
-        <w:t>%p endif%}</w:t>
-      </w:r>
       <w:r>
         <w:br w:type="page"/>
       </w:r>
@@ -19176,7 +18958,7 @@
                     </wp:anchor>
                   </w:drawing>
                 </mc:Choice>
-                <mc:Fallback xmlns:w16du="http://schemas.microsoft.com/office/word/2023/wordml/word16du" xmlns:oel="http://schemas.microsoft.com/office/2019/extlst">
+                <mc:Fallback xmlns:oel="http://schemas.microsoft.com/office/2019/extlst" xmlns:w16du="http://schemas.microsoft.com/office/word/2023/wordml/word16du">
                   <w:pict>
                     <v:shape w14:anchorId="636094DD" id="流程图: 接点 10" o:spid="_x0000_s1026" type="#_x0000_t120" style="position:absolute;left:0;text-align:left;margin-left:199.35pt;margin-top:3.25pt;width:24.65pt;height:25.15pt;z-index:-251591680;visibility:visible;mso-wrap-style:square;mso-wrap-distance-left:9pt;mso-wrap-distance-top:0;mso-wrap-distance-right:9pt;mso-wrap-distance-bottom:0;mso-position-horizontal:absolute;mso-position-horizontal-relative:text;mso-position-vertical:absolute;mso-position-vertical-relative:text;v-text-anchor:middle" o:gfxdata="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" fillcolor="#1e7648" stroked="f" strokeweight="1pt">
                       <v:stroke joinstyle="miter"/>
@@ -19326,7 +19108,7 @@
                     </wp:anchor>
                   </w:drawing>
                 </mc:Choice>
-                <mc:Fallback xmlns:w16du="http://schemas.microsoft.com/office/word/2023/wordml/word16du" xmlns:oel="http://schemas.microsoft.com/office/2019/extlst">
+                <mc:Fallback xmlns:oel="http://schemas.microsoft.com/office/2019/extlst" xmlns:w16du="http://schemas.microsoft.com/office/word/2023/wordml/word16du">
                   <w:pict>
                     <v:roundrect w14:anchorId="42711620" id="矩形: 圆角 12" o:spid="_x0000_s1026" style="position:absolute;left:0;text-align:left;margin-left:-5.7pt;margin-top:3.25pt;width:71.3pt;height:25.3pt;z-index:-251592704;visibility:visible;mso-wrap-style:square;mso-wrap-distance-left:9pt;mso-wrap-distance-top:0;mso-wrap-distance-right:9pt;mso-wrap-distance-bottom:0;mso-position-horizontal:absolute;mso-position-horizontal-relative:margin;mso-position-vertical:absolute;mso-position-vertical-relative:text;v-text-anchor:middle" arcsize="10923f" o:gfxdata="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" fillcolor="#f2f2f2 [3052]" stroked="f" strokeweight="1pt">
                       <v:stroke joinstyle="miter"/>
@@ -19647,6 +19429,217 @@
           <w:szCs w:val="16"/>
         </w:rPr>
         <w:t>%}</w:t>
+      </w:r>
+    </w:p>
+    <w:p>
+      <w:r>
+        <w:rPr>
+          <w:rFonts w:hint="eastAsia"/>
+          <w:highlight w:val="green"/>
+        </w:rPr>
+        <w:t>{</w:t>
+      </w:r>
+      <w:r>
+        <w:rPr>
+          <w:highlight w:val="green"/>
+        </w:rPr>
+        <w:t xml:space="preserve">%p if not </w:t>
+      </w:r>
+      <w:proofErr w:type="spellStart"/>
+      <w:proofErr w:type="gramStart"/>
+      <w:r>
+        <w:rPr>
+          <w:highlight w:val="green"/>
+        </w:rPr>
+        <w:t>sample.order</w:t>
+      </w:r>
+      <w:proofErr w:type="gramEnd"/>
+      <w:r>
+        <w:rPr>
+          <w:highlight w:val="green"/>
+        </w:rPr>
+        <w:t>_type</w:t>
+      </w:r>
+      <w:proofErr w:type="spellEnd"/>
+      <w:r>
+        <w:rPr>
+          <w:highlight w:val="green"/>
+        </w:rPr>
+        <w:t>%</w:t>
+      </w:r>
+      <w:r>
+        <w:rPr>
+          <w:rFonts w:hint="eastAsia"/>
+          <w:highlight w:val="green"/>
+        </w:rPr>
+        <w:t>}</w:t>
+      </w:r>
+    </w:p>
+    <w:p>
+      <w:pPr>
+        <w:rPr>
+          <w:rFonts w:ascii="思源黑体 CN Light" w:eastAsia="思源黑体 CN Light" w:hAnsi="思源黑体 CN Light"/>
+          <w:color w:val="595959" w:themeColor="text1" w:themeTint="A6"/>
+          <w:sz w:val="13"/>
+          <w:szCs w:val="13"/>
+        </w:rPr>
+      </w:pPr>
+      <w:r>
+        <w:rPr>
+          <w:rFonts w:ascii="思源黑体 CN Light" w:eastAsia="思源黑体 CN Light" w:hAnsi="思源黑体 CN Light" w:hint="eastAsia"/>
+          <w:color w:val="595959" w:themeColor="text1" w:themeTint="A6"/>
+          <w:sz w:val="13"/>
+          <w:szCs w:val="13"/>
+          <w:highlight w:val="magenta"/>
+        </w:rPr>
+        <w:t xml:space="preserve">{{r </w:t>
+      </w:r>
+      <w:proofErr w:type="spellStart"/>
+      <w:r>
+        <w:rPr>
+          <w:rFonts w:ascii="思源黑体 CN Light" w:eastAsia="思源黑体 CN Light" w:hAnsi="思源黑体 CN Light" w:hint="eastAsia"/>
+          <w:color w:val="595959" w:themeColor="text1" w:themeTint="A6"/>
+          <w:sz w:val="13"/>
+          <w:szCs w:val="13"/>
+          <w:highlight w:val="magenta"/>
+        </w:rPr>
+        <w:t>page_</w:t>
+      </w:r>
+      <w:proofErr w:type="gramStart"/>
+      <w:r>
+        <w:rPr>
+          <w:rFonts w:ascii="思源黑体 CN Light" w:eastAsia="思源黑体 CN Light" w:hAnsi="思源黑体 CN Light" w:hint="eastAsia"/>
+          <w:color w:val="595959" w:themeColor="text1" w:themeTint="A6"/>
+          <w:sz w:val="13"/>
+          <w:szCs w:val="13"/>
+          <w:highlight w:val="magenta"/>
+        </w:rPr>
+        <w:t>break</w:t>
+      </w:r>
+      <w:proofErr w:type="spellEnd"/>
+      <w:r>
+        <w:rPr>
+          <w:rFonts w:ascii="思源黑体 CN Light" w:eastAsia="思源黑体 CN Light" w:hAnsi="思源黑体 CN Light" w:hint="eastAsia"/>
+          <w:color w:val="595959" w:themeColor="text1" w:themeTint="A6"/>
+          <w:sz w:val="13"/>
+          <w:szCs w:val="13"/>
+          <w:highlight w:val="magenta"/>
+        </w:rPr>
+        <w:t xml:space="preserve"> }</w:t>
+      </w:r>
+      <w:proofErr w:type="gramEnd"/>
+      <w:r>
+        <w:rPr>
+          <w:rFonts w:ascii="思源黑体 CN Light" w:eastAsia="思源黑体 CN Light" w:hAnsi="思源黑体 CN Light" w:hint="eastAsia"/>
+          <w:color w:val="595959" w:themeColor="text1" w:themeTint="A6"/>
+          <w:sz w:val="13"/>
+          <w:szCs w:val="13"/>
+          <w:highlight w:val="magenta"/>
+        </w:rPr>
+        <w:t>}</w:t>
+      </w:r>
+    </w:p>
+    <w:p>
+      <w:pPr>
+        <w:rPr>
+          <w:rFonts w:ascii="思源黑体 CN Bold" w:eastAsia="思源黑体 CN Bold" w:hAnsi="思源黑体 CN Bold" w:cstheme="majorBidi"/>
+          <w:b/>
+          <w:bCs/>
+          <w:color w:val="1E7648"/>
+          <w:sz w:val="24"/>
+          <w:szCs w:val="24"/>
+        </w:rPr>
+      </w:pPr>
+      <w:r>
+        <w:rPr>
+          <w:rFonts w:ascii="思源黑体 CN Bold" w:eastAsia="思源黑体 CN Bold" w:hAnsi="思源黑体 CN Bold" w:cstheme="majorBidi" w:hint="eastAsia"/>
+          <w:b/>
+          <w:bCs/>
+          <w:color w:val="1E7648"/>
+          <w:sz w:val="24"/>
+          <w:szCs w:val="24"/>
+        </w:rPr>
+        <w:t>{</w:t>
+      </w:r>
+      <w:r>
+        <w:rPr>
+          <w:rFonts w:ascii="思源黑体 CN Bold" w:eastAsia="思源黑体 CN Bold" w:hAnsi="思源黑体 CN Bold" w:cstheme="majorBidi"/>
+          <w:b/>
+          <w:bCs/>
+          <w:color w:val="1E7648"/>
+          <w:sz w:val="24"/>
+          <w:szCs w:val="24"/>
+        </w:rPr>
+        <w:t xml:space="preserve">{p </w:t>
+      </w:r>
+      <w:r>
+        <w:rPr>
+          <w:rFonts w:ascii="思源黑体 CN Bold" w:eastAsia="思源黑体 CN Bold" w:hAnsi="思源黑体 CN Bold" w:cstheme="majorBidi" w:hint="eastAsia"/>
+          <w:b/>
+          <w:bCs/>
+          <w:color w:val="1E7648"/>
+          <w:sz w:val="24"/>
+          <w:szCs w:val="24"/>
+        </w:rPr>
+        <w:t>sub</w:t>
+      </w:r>
+      <w:r>
+        <w:rPr>
+          <w:rFonts w:ascii="思源黑体 CN Bold" w:eastAsia="思源黑体 CN Bold" w:hAnsi="思源黑体 CN Bold" w:cstheme="majorBidi"/>
+          <w:b/>
+          <w:bCs/>
+          <w:color w:val="1E7648"/>
+          <w:sz w:val="24"/>
+          <w:szCs w:val="24"/>
+        </w:rPr>
+        <w:t>doc.</w:t>
+      </w:r>
+      <w:r>
+        <w:rPr>
+          <w:rFonts w:ascii="思源黑体 CN Bold" w:eastAsia="思源黑体 CN Bold" w:hAnsi="思源黑体 CN Bold" w:cstheme="majorBidi"/>
+          <w:b/>
+          <w:bCs/>
+          <w:color w:val="1E7648"/>
+          <w:sz w:val="24"/>
+          <w:szCs w:val="24"/>
+        </w:rPr>
+        <w:t>dyn_8_Other_ReportSecurityCheck</w:t>
+      </w:r>
+      <w:r>
+        <w:rPr>
+          <w:rFonts w:ascii="思源黑体 CN Bold" w:eastAsia="思源黑体 CN Bold" w:hAnsi="思源黑体 CN Bold" w:cstheme="majorBidi"/>
+          <w:b/>
+          <w:bCs/>
+          <w:color w:val="1E7648"/>
+          <w:sz w:val="24"/>
+          <w:szCs w:val="24"/>
+        </w:rPr>
+        <w:t>}}</w:t>
+      </w:r>
+    </w:p>
+    <w:p>
+      <w:pPr>
+        <w:rPr>
+          <w:rFonts w:ascii="思源黑体 CN Bold" w:eastAsia="思源黑体 CN Bold" w:hAnsi="思源黑体 CN Bold" w:cstheme="majorBidi" w:hint="eastAsia"/>
+          <w:b/>
+          <w:bCs/>
+          <w:color w:val="1E7648"/>
+          <w:sz w:val="24"/>
+          <w:szCs w:val="24"/>
+        </w:rPr>
+      </w:pPr>
+      <w:r>
+        <w:rPr>
+          <w:rFonts w:hint="eastAsia"/>
+          <w:highlight w:val="green"/>
+        </w:rPr>
+        <w:t>{</w:t>
+      </w:r>
+      <w:r>
+        <w:rPr>
+          <w:highlight w:val="green"/>
+        </w:rPr>
+        <w:t>%p endif%}</w:t>
       </w:r>
     </w:p>
     <w:sectPr>
@@ -23560,10 +23553,6 @@
 </file>
 
 <file path=customXml/item1.xml><?xml version="1.0" encoding="utf-8"?>
-<b:Sources xmlns:b="http://schemas.openxmlformats.org/officeDocument/2006/bibliography" xmlns="http://schemas.openxmlformats.org/officeDocument/2006/bibliography" SelectedStyle="\APASixthEditionOfficeOnline.xsl" StyleName="APA" Version="6"/>
-</file>
-
-<file path=customXml/item2.xml><?xml version="1.0" encoding="utf-8"?>
 <s:customData xmlns="http://www.wps.cn/officeDocument/2013/wpsCustomData" xmlns:s="http://www.wps.cn/officeDocument/2013/wpsCustomData">
   <customSectProps>
     <customSectPr/>
@@ -23576,18 +23565,22 @@
 </s:customData>
 </file>
 
+<file path=customXml/item2.xml><?xml version="1.0" encoding="utf-8"?>
+<b:Sources xmlns:b="http://schemas.openxmlformats.org/officeDocument/2006/bibliography" xmlns="http://schemas.openxmlformats.org/officeDocument/2006/bibliography" SelectedStyle="\APASixthEditionOfficeOnline.xsl" StyleName="APA" Version="6"/>
+</file>
+
 <file path=customXml/itemProps1.xml><?xml version="1.0" encoding="utf-8"?>
+<ds:datastoreItem xmlns:ds="http://schemas.openxmlformats.org/officeDocument/2006/customXml" ds:itemID="{B1977F7D-205B-4081-913C-38D41E755F92}">
+  <ds:schemaRefs>
+    <ds:schemaRef ds:uri="http://www.wps.cn/officeDocument/2013/wpsCustomData"/>
+  </ds:schemaRefs>
+</ds:datastoreItem>
+</file>
+
+<file path=customXml/itemProps2.xml><?xml version="1.0" encoding="utf-8"?>
 <ds:datastoreItem xmlns:ds="http://schemas.openxmlformats.org/officeDocument/2006/customXml" ds:itemID="{770B4A3F-A561-4017-BC7B-DA05B45F0203}">
   <ds:schemaRefs>
     <ds:schemaRef ds:uri="http://schemas.openxmlformats.org/officeDocument/2006/bibliography"/>
   </ds:schemaRefs>
 </ds:datastoreItem>
-</file>
-
-<file path=customXml/itemProps2.xml><?xml version="1.0" encoding="utf-8"?>
-<ds:datastoreItem xmlns:ds="http://schemas.openxmlformats.org/officeDocument/2006/customXml" ds:itemID="{B1977F7D-205B-4081-913C-38D41E755F92}">
-  <ds:schemaRefs>
-    <ds:schemaRef ds:uri="http://www.wps.cn/officeDocument/2013/wpsCustomData"/>
-  </ds:schemaRefs>
-</ds:datastoreItem>
 </file>